--- a/project/实训项目.docx
+++ b/project/实训项目.docx
@@ -22,8 +22,6 @@
           </w14:textFill>
         </w:rPr>
       </w:pPr>
-      <w:bookmarkStart w:id="2" w:name="_GoBack"/>
-      <w:bookmarkEnd w:id="2"/>
       <w:bookmarkStart w:id="0" w:name="_Toc28151"/>
       <w:bookmarkStart w:id="1" w:name="_Toc6878"/>
       <w:r>
@@ -44,7 +42,7 @@
     </w:p>
     <w:tbl>
       <w:tblPr>
-        <w:tblStyle w:val="3"/>
+        <w:tblStyle w:val="4"/>
         <w:tblW w:w="5229" w:type="pct"/>
         <w:tblInd w:w="-656" w:type="dxa"/>
         <w:tblLayout w:type="fixed"/>
@@ -64,6 +62,14 @@
         <w:gridCol w:w="800"/>
       </w:tblGrid>
       <w:tr>
+        <w:tblPrEx>
+          <w:tblCellMar>
+            <w:top w:w="0" w:type="dxa"/>
+            <w:left w:w="0" w:type="dxa"/>
+            <w:bottom w:w="0" w:type="dxa"/>
+            <w:right w:w="0" w:type="dxa"/>
+          </w:tblCellMar>
+        </w:tblPrEx>
         <w:trPr>
           <w:trHeight w:val="366" w:hRule="atLeast"/>
         </w:trPr>
@@ -3657,6 +3663,7 @@
                 </w14:textFill>
               </w:rPr>
             </w:pPr>
+            <w:bookmarkStart w:id="2" w:name="_GoBack" w:colFirst="0" w:colLast="4"/>
             <w:r>
               <w:rPr>
                 <w:rFonts w:hint="eastAsia" w:asciiTheme="minorEastAsia" w:hAnsiTheme="minorEastAsia" w:eastAsiaTheme="minorEastAsia" w:cstheme="minorEastAsia"/>
@@ -4691,6 +4698,7 @@
           </w:p>
         </w:tc>
       </w:tr>
+      <w:bookmarkEnd w:id="2"/>
       <w:tr>
         <w:tblPrEx>
           <w:tblCellMar>
@@ -20021,13 +20029,13 @@
       <w:sz w:val="44"/>
     </w:rPr>
   </w:style>
-  <w:style w:type="character" w:default="1" w:styleId="4">
+  <w:style w:type="character" w:default="1" w:styleId="3">
     <w:name w:val="Default Paragraph Font"/>
     <w:semiHidden/>
     <w:qFormat/>
     <w:uiPriority w:val="0"/>
   </w:style>
-  <w:style w:type="table" w:default="1" w:styleId="3">
+  <w:style w:type="table" w:default="1" w:styleId="4">
     <w:name w:val="Normal Table"/>
     <w:semiHidden/>
     <w:uiPriority w:val="0"/>
